--- a/control-despensa-api/evidencias/Evidencias_API_Despensa_JoseErnestoGarcia.docx
+++ b/control-despensa-api/evidencias/Evidencias_API_Despensa_JoseErnestoGarcia.docx
@@ -630,34 +630,36 @@
           <w:szCs w:val="28"/>
         </w:rPr>
       </w:pPr>
+      <w:proofErr w:type="gramStart"/>
       <w:r>
         <w:rPr>
           <w:rFonts w:ascii="Arial" w:hAnsi="Arial" w:cs="Arial"/>
           <w:sz w:val="28"/>
           <w:szCs w:val="28"/>
         </w:rPr>
-        <w:t>Carnet 9941-10-13121</w:t>
-      </w:r>
-    </w:p>
-    <w:p>
-      <w:pPr>
-        <w:jc w:val="right"/>
-      </w:pPr>
+        <w:t>Carnet</w:t>
+      </w:r>
+      <w:proofErr w:type="gramEnd"/>
       <w:r>
         <w:rPr>
           <w:rFonts w:ascii="Arial" w:hAnsi="Arial" w:cs="Arial"/>
           <w:sz w:val="28"/>
           <w:szCs w:val="28"/>
         </w:rPr>
-        <w:t>04</w:t>
-      </w:r>
+        <w:t xml:space="preserve"> 9941-10-13121</w:t>
+      </w:r>
+    </w:p>
+    <w:p>
+      <w:pPr>
+        <w:jc w:val="right"/>
+      </w:pPr>
       <w:r>
         <w:rPr>
           <w:rFonts w:ascii="Arial" w:hAnsi="Arial" w:cs="Arial"/>
           <w:sz w:val="28"/>
           <w:szCs w:val="28"/>
         </w:rPr>
-        <w:t>-</w:t>
+        <w:t>04</w:t>
       </w:r>
       <w:r>
         <w:rPr>
@@ -665,7 +667,7 @@
           <w:sz w:val="28"/>
           <w:szCs w:val="28"/>
         </w:rPr>
-        <w:t>10</w:t>
+        <w:t>-</w:t>
       </w:r>
       <w:r>
         <w:rPr>
@@ -673,6 +675,14 @@
           <w:sz w:val="28"/>
           <w:szCs w:val="28"/>
         </w:rPr>
+        <w:t>10</w:t>
+      </w:r>
+      <w:r>
+        <w:rPr>
+          <w:rFonts w:ascii="Arial" w:hAnsi="Arial" w:cs="Arial"/>
+          <w:sz w:val="28"/>
+          <w:szCs w:val="28"/>
+        </w:rPr>
         <w:t>-2026</w:t>
       </w:r>
     </w:p>
@@ -752,8 +762,20 @@
           <w:sz w:val="24"/>
           <w:szCs w:val="24"/>
         </w:rPr>
-        <w:t>Captura de la configuración utilizada en Spring Initializr</w:t>
-      </w:r>
+        <w:t xml:space="preserve">Captura de la configuración utilizada en Spring </w:t>
+      </w:r>
+      <w:proofErr w:type="spellStart"/>
+      <w:r>
+        <w:rPr>
+          <w:rFonts w:ascii="Arial" w:hAnsi="Arial" w:cs="Arial"/>
+          <w:b/>
+          <w:bCs/>
+          <w:sz w:val="24"/>
+          <w:szCs w:val="24"/>
+        </w:rPr>
+        <w:t>Initializr</w:t>
+      </w:r>
+      <w:proofErr w:type="spellEnd"/>
     </w:p>
     <w:p>
       <w:pPr>
@@ -1003,8 +1025,20 @@
           <w:sz w:val="24"/>
           <w:szCs w:val="24"/>
         </w:rPr>
-        <w:t>Captura de la clase ResumenInventario</w:t>
-      </w:r>
+        <w:t xml:space="preserve">Captura de la clase </w:t>
+      </w:r>
+      <w:proofErr w:type="spellStart"/>
+      <w:r>
+        <w:rPr>
+          <w:rFonts w:ascii="Arial" w:hAnsi="Arial" w:cs="Arial"/>
+          <w:b/>
+          <w:bCs/>
+          <w:sz w:val="24"/>
+          <w:szCs w:val="24"/>
+        </w:rPr>
+        <w:t>ResumenInventario</w:t>
+      </w:r>
+      <w:proofErr w:type="spellEnd"/>
     </w:p>
     <w:p>
       <w:pPr>
@@ -1511,6 +1545,1940 @@
           <w:szCs w:val="24"/>
         </w:rPr>
       </w:pPr>
+      <w:r>
+        <w:rPr>
+          <w:rFonts w:ascii="Arial" w:hAnsi="Arial" w:cs="Arial"/>
+          <w:b/>
+          <w:bCs/>
+          <w:sz w:val="24"/>
+          <w:szCs w:val="24"/>
+        </w:rPr>
+        <w:t>Captura de GET /api/productos</w:t>
+      </w:r>
+    </w:p>
+    <w:p>
+      <w:pPr>
+        <w:rPr>
+          <w:rFonts w:ascii="Arial" w:hAnsi="Arial" w:cs="Arial"/>
+          <w:b/>
+          <w:bCs/>
+          <w:sz w:val="24"/>
+          <w:szCs w:val="24"/>
+        </w:rPr>
+      </w:pPr>
+      <w:r>
+        <w:rPr>
+          <w:rFonts w:ascii="Arial" w:hAnsi="Arial" w:cs="Arial"/>
+          <w:b/>
+          <w:bCs/>
+          <w:sz w:val="24"/>
+          <w:szCs w:val="24"/>
+        </w:rPr>
+        <w:drawing>
+          <wp:inline distT="0" distB="0" distL="0" distR="0" wp14:anchorId="1E1E77AF" wp14:editId="07D08876">
+            <wp:extent cx="5612130" cy="1078230"/>
+            <wp:effectExtent l="0" t="0" r="7620" b="7620"/>
+            <wp:docPr id="776861756" name="Imagen 1"/>
+            <wp:cNvGraphicFramePr>
+              <a:graphicFrameLocks xmlns:a="http://schemas.openxmlformats.org/drawingml/2006/main" noChangeAspect="1"/>
+            </wp:cNvGraphicFramePr>
+            <a:graphic xmlns:a="http://schemas.openxmlformats.org/drawingml/2006/main">
+              <a:graphicData uri="http://schemas.openxmlformats.org/drawingml/2006/picture">
+                <pic:pic xmlns:pic="http://schemas.openxmlformats.org/drawingml/2006/picture">
+                  <pic:nvPicPr>
+                    <pic:cNvPr id="776861756" name=""/>
+                    <pic:cNvPicPr/>
+                  </pic:nvPicPr>
+                  <pic:blipFill>
+                    <a:blip r:embed="rId14"/>
+                    <a:stretch>
+                      <a:fillRect/>
+                    </a:stretch>
+                  </pic:blipFill>
+                  <pic:spPr>
+                    <a:xfrm>
+                      <a:off x="0" y="0"/>
+                      <a:ext cx="5612130" cy="1078230"/>
+                    </a:xfrm>
+                    <a:prstGeom prst="rect">
+                      <a:avLst/>
+                    </a:prstGeom>
+                  </pic:spPr>
+                </pic:pic>
+              </a:graphicData>
+            </a:graphic>
+          </wp:inline>
+        </w:drawing>
+      </w:r>
+    </w:p>
+    <w:p>
+      <w:pPr>
+        <w:rPr>
+          <w:rFonts w:ascii="Arial" w:hAnsi="Arial" w:cs="Arial"/>
+          <w:b/>
+          <w:bCs/>
+          <w:sz w:val="24"/>
+          <w:szCs w:val="24"/>
+        </w:rPr>
+      </w:pPr>
+      <w:r>
+        <w:rPr>
+          <w:rFonts w:ascii="Arial" w:hAnsi="Arial" w:cs="Arial"/>
+          <w:b/>
+          <w:bCs/>
+          <w:sz w:val="24"/>
+          <w:szCs w:val="24"/>
+        </w:rPr>
+        <w:t>Captura de una búsqueda existente</w:t>
+      </w:r>
+    </w:p>
+    <w:p>
+      <w:pPr>
+        <w:rPr>
+          <w:rFonts w:ascii="Arial" w:hAnsi="Arial" w:cs="Arial"/>
+          <w:b/>
+          <w:bCs/>
+          <w:sz w:val="24"/>
+          <w:szCs w:val="24"/>
+        </w:rPr>
+      </w:pPr>
+      <w:r>
+        <w:rPr>
+          <w:rFonts w:ascii="Arial" w:hAnsi="Arial" w:cs="Arial"/>
+          <w:b/>
+          <w:bCs/>
+          <w:sz w:val="24"/>
+          <w:szCs w:val="24"/>
+        </w:rPr>
+        <w:drawing>
+          <wp:inline distT="0" distB="0" distL="0" distR="0" wp14:anchorId="3B3C1FBA" wp14:editId="3EA21117">
+            <wp:extent cx="5612130" cy="1037590"/>
+            <wp:effectExtent l="0" t="0" r="7620" b="0"/>
+            <wp:docPr id="1270087244" name="Imagen 1"/>
+            <wp:cNvGraphicFramePr>
+              <a:graphicFrameLocks xmlns:a="http://schemas.openxmlformats.org/drawingml/2006/main" noChangeAspect="1"/>
+            </wp:cNvGraphicFramePr>
+            <a:graphic xmlns:a="http://schemas.openxmlformats.org/drawingml/2006/main">
+              <a:graphicData uri="http://schemas.openxmlformats.org/drawingml/2006/picture">
+                <pic:pic xmlns:pic="http://schemas.openxmlformats.org/drawingml/2006/picture">
+                  <pic:nvPicPr>
+                    <pic:cNvPr id="1270087244" name=""/>
+                    <pic:cNvPicPr/>
+                  </pic:nvPicPr>
+                  <pic:blipFill>
+                    <a:blip r:embed="rId15"/>
+                    <a:stretch>
+                      <a:fillRect/>
+                    </a:stretch>
+                  </pic:blipFill>
+                  <pic:spPr>
+                    <a:xfrm>
+                      <a:off x="0" y="0"/>
+                      <a:ext cx="5612130" cy="1037590"/>
+                    </a:xfrm>
+                    <a:prstGeom prst="rect">
+                      <a:avLst/>
+                    </a:prstGeom>
+                  </pic:spPr>
+                </pic:pic>
+              </a:graphicData>
+            </a:graphic>
+          </wp:inline>
+        </w:drawing>
+      </w:r>
+    </w:p>
+    <w:p>
+      <w:pPr>
+        <w:rPr>
+          <w:rFonts w:ascii="Arial" w:hAnsi="Arial" w:cs="Arial"/>
+          <w:b/>
+          <w:bCs/>
+          <w:sz w:val="24"/>
+          <w:szCs w:val="24"/>
+        </w:rPr>
+      </w:pPr>
+      <w:r>
+        <w:rPr>
+          <w:rFonts w:ascii="Arial" w:hAnsi="Arial" w:cs="Arial"/>
+          <w:b/>
+          <w:bCs/>
+          <w:sz w:val="24"/>
+          <w:szCs w:val="24"/>
+        </w:rPr>
+        <w:t>Captura de una búsqueda inexistente con estado 404</w:t>
+      </w:r>
+    </w:p>
+    <w:p>
+      <w:pPr>
+        <w:rPr>
+          <w:rFonts w:ascii="Arial" w:hAnsi="Arial" w:cs="Arial"/>
+          <w:b/>
+          <w:bCs/>
+          <w:sz w:val="24"/>
+          <w:szCs w:val="24"/>
+        </w:rPr>
+      </w:pPr>
+      <w:r>
+        <w:rPr>
+          <w:rFonts w:ascii="Arial" w:hAnsi="Arial" w:cs="Arial"/>
+          <w:b/>
+          <w:bCs/>
+          <w:sz w:val="24"/>
+          <w:szCs w:val="24"/>
+        </w:rPr>
+        <w:drawing>
+          <wp:inline distT="0" distB="0" distL="0" distR="0" wp14:anchorId="36BF5726" wp14:editId="7589E643">
+            <wp:extent cx="4741800" cy="2407920"/>
+            <wp:effectExtent l="0" t="0" r="1905" b="0"/>
+            <wp:docPr id="447212515" name="Imagen 1"/>
+            <wp:cNvGraphicFramePr>
+              <a:graphicFrameLocks xmlns:a="http://schemas.openxmlformats.org/drawingml/2006/main" noChangeAspect="1"/>
+            </wp:cNvGraphicFramePr>
+            <a:graphic xmlns:a="http://schemas.openxmlformats.org/drawingml/2006/main">
+              <a:graphicData uri="http://schemas.openxmlformats.org/drawingml/2006/picture">
+                <pic:pic xmlns:pic="http://schemas.openxmlformats.org/drawingml/2006/picture">
+                  <pic:nvPicPr>
+                    <pic:cNvPr id="447212515" name=""/>
+                    <pic:cNvPicPr/>
+                  </pic:nvPicPr>
+                  <pic:blipFill rotWithShape="1">
+                    <a:blip r:embed="rId16"/>
+                    <a:srcRect b="13175"/>
+                    <a:stretch>
+                      <a:fillRect/>
+                    </a:stretch>
+                  </pic:blipFill>
+                  <pic:spPr bwMode="auto">
+                    <a:xfrm>
+                      <a:off x="0" y="0"/>
+                      <a:ext cx="4749978" cy="2412073"/>
+                    </a:xfrm>
+                    <a:prstGeom prst="rect">
+                      <a:avLst/>
+                    </a:prstGeom>
+                    <a:ln>
+                      <a:noFill/>
+                    </a:ln>
+                    <a:extLst>
+                      <a:ext uri="{53640926-AAD7-44D8-BBD7-CCE9431645EC}">
+                        <a14:shadowObscured xmlns:a14="http://schemas.microsoft.com/office/drawing/2010/main"/>
+                      </a:ext>
+                    </a:extLst>
+                  </pic:spPr>
+                </pic:pic>
+              </a:graphicData>
+            </a:graphic>
+          </wp:inline>
+        </w:drawing>
+      </w:r>
+    </w:p>
+    <w:p>
+      <w:pPr>
+        <w:rPr>
+          <w:rFonts w:ascii="Arial" w:hAnsi="Arial" w:cs="Arial"/>
+          <w:b/>
+          <w:bCs/>
+          <w:sz w:val="24"/>
+          <w:szCs w:val="24"/>
+        </w:rPr>
+      </w:pPr>
+      <w:r>
+        <w:rPr>
+          <w:rFonts w:ascii="Arial" w:hAnsi="Arial" w:cs="Arial"/>
+          <w:b/>
+          <w:bCs/>
+          <w:sz w:val="24"/>
+          <w:szCs w:val="24"/>
+        </w:rPr>
+        <w:lastRenderedPageBreak/>
+        <w:t>Captura del filtro por categoría</w:t>
+      </w:r>
+    </w:p>
+    <w:p>
+      <w:pPr>
+        <w:rPr>
+          <w:rFonts w:ascii="Arial" w:hAnsi="Arial" w:cs="Arial"/>
+          <w:b/>
+          <w:bCs/>
+          <w:sz w:val="24"/>
+          <w:szCs w:val="24"/>
+        </w:rPr>
+      </w:pPr>
+      <w:r>
+        <w:rPr>
+          <w:rFonts w:ascii="Arial" w:hAnsi="Arial" w:cs="Arial"/>
+          <w:b/>
+          <w:bCs/>
+          <w:sz w:val="24"/>
+          <w:szCs w:val="24"/>
+        </w:rPr>
+        <w:drawing>
+          <wp:inline distT="0" distB="0" distL="0" distR="0" wp14:anchorId="680082A2" wp14:editId="16F04670">
+            <wp:extent cx="5612130" cy="710565"/>
+            <wp:effectExtent l="0" t="0" r="7620" b="0"/>
+            <wp:docPr id="1246878751" name="Imagen 1"/>
+            <wp:cNvGraphicFramePr>
+              <a:graphicFrameLocks xmlns:a="http://schemas.openxmlformats.org/drawingml/2006/main" noChangeAspect="1"/>
+            </wp:cNvGraphicFramePr>
+            <a:graphic xmlns:a="http://schemas.openxmlformats.org/drawingml/2006/main">
+              <a:graphicData uri="http://schemas.openxmlformats.org/drawingml/2006/picture">
+                <pic:pic xmlns:pic="http://schemas.openxmlformats.org/drawingml/2006/picture">
+                  <pic:nvPicPr>
+                    <pic:cNvPr id="1246878751" name=""/>
+                    <pic:cNvPicPr/>
+                  </pic:nvPicPr>
+                  <pic:blipFill>
+                    <a:blip r:embed="rId17"/>
+                    <a:stretch>
+                      <a:fillRect/>
+                    </a:stretch>
+                  </pic:blipFill>
+                  <pic:spPr>
+                    <a:xfrm>
+                      <a:off x="0" y="0"/>
+                      <a:ext cx="5612130" cy="710565"/>
+                    </a:xfrm>
+                    <a:prstGeom prst="rect">
+                      <a:avLst/>
+                    </a:prstGeom>
+                  </pic:spPr>
+                </pic:pic>
+              </a:graphicData>
+            </a:graphic>
+          </wp:inline>
+        </w:drawing>
+      </w:r>
+    </w:p>
+    <w:p>
+      <w:pPr>
+        <w:rPr>
+          <w:rFonts w:ascii="Arial" w:hAnsi="Arial" w:cs="Arial"/>
+          <w:b/>
+          <w:bCs/>
+          <w:sz w:val="24"/>
+          <w:szCs w:val="24"/>
+        </w:rPr>
+      </w:pPr>
+      <w:r>
+        <w:rPr>
+          <w:rFonts w:ascii="Arial" w:hAnsi="Arial" w:cs="Arial"/>
+          <w:b/>
+          <w:bCs/>
+          <w:sz w:val="24"/>
+          <w:szCs w:val="24"/>
+        </w:rPr>
+        <w:t xml:space="preserve">Captura del </w:t>
+      </w:r>
+      <w:proofErr w:type="spellStart"/>
+      <w:r>
+        <w:rPr>
+          <w:rFonts w:ascii="Arial" w:hAnsi="Arial" w:cs="Arial"/>
+          <w:b/>
+          <w:bCs/>
+          <w:sz w:val="24"/>
+          <w:szCs w:val="24"/>
+        </w:rPr>
+        <w:t>endpoint</w:t>
+      </w:r>
+      <w:proofErr w:type="spellEnd"/>
+      <w:r>
+        <w:rPr>
+          <w:rFonts w:ascii="Arial" w:hAnsi="Arial" w:cs="Arial"/>
+          <w:b/>
+          <w:bCs/>
+          <w:sz w:val="24"/>
+          <w:szCs w:val="24"/>
+        </w:rPr>
+        <w:t xml:space="preserve"> de stock bajo</w:t>
+      </w:r>
+    </w:p>
+    <w:p>
+      <w:pPr>
+        <w:rPr>
+          <w:rFonts w:ascii="Arial" w:hAnsi="Arial" w:cs="Arial"/>
+          <w:b/>
+          <w:bCs/>
+          <w:sz w:val="24"/>
+          <w:szCs w:val="24"/>
+        </w:rPr>
+      </w:pPr>
+      <w:r>
+        <w:rPr>
+          <w:rFonts w:ascii="Arial" w:hAnsi="Arial" w:cs="Arial"/>
+          <w:b/>
+          <w:bCs/>
+          <w:sz w:val="24"/>
+          <w:szCs w:val="24"/>
+        </w:rPr>
+        <w:drawing>
+          <wp:inline distT="0" distB="0" distL="0" distR="0" wp14:anchorId="34612868" wp14:editId="2EEBBC8C">
+            <wp:extent cx="5612130" cy="807085"/>
+            <wp:effectExtent l="0" t="0" r="7620" b="0"/>
+            <wp:docPr id="256947896" name="Imagen 1"/>
+            <wp:cNvGraphicFramePr>
+              <a:graphicFrameLocks xmlns:a="http://schemas.openxmlformats.org/drawingml/2006/main" noChangeAspect="1"/>
+            </wp:cNvGraphicFramePr>
+            <a:graphic xmlns:a="http://schemas.openxmlformats.org/drawingml/2006/main">
+              <a:graphicData uri="http://schemas.openxmlformats.org/drawingml/2006/picture">
+                <pic:pic xmlns:pic="http://schemas.openxmlformats.org/drawingml/2006/picture">
+                  <pic:nvPicPr>
+                    <pic:cNvPr id="256947896" name=""/>
+                    <pic:cNvPicPr/>
+                  </pic:nvPicPr>
+                  <pic:blipFill>
+                    <a:blip r:embed="rId18"/>
+                    <a:stretch>
+                      <a:fillRect/>
+                    </a:stretch>
+                  </pic:blipFill>
+                  <pic:spPr>
+                    <a:xfrm>
+                      <a:off x="0" y="0"/>
+                      <a:ext cx="5612130" cy="807085"/>
+                    </a:xfrm>
+                    <a:prstGeom prst="rect">
+                      <a:avLst/>
+                    </a:prstGeom>
+                  </pic:spPr>
+                </pic:pic>
+              </a:graphicData>
+            </a:graphic>
+          </wp:inline>
+        </w:drawing>
+      </w:r>
+    </w:p>
+    <w:p>
+      <w:pPr>
+        <w:rPr>
+          <w:rFonts w:ascii="Arial" w:hAnsi="Arial" w:cs="Arial"/>
+          <w:b/>
+          <w:bCs/>
+          <w:sz w:val="24"/>
+          <w:szCs w:val="24"/>
+        </w:rPr>
+      </w:pPr>
+      <w:r>
+        <w:rPr>
+          <w:rFonts w:ascii="Arial" w:hAnsi="Arial" w:cs="Arial"/>
+          <w:b/>
+          <w:bCs/>
+          <w:sz w:val="24"/>
+          <w:szCs w:val="24"/>
+        </w:rPr>
+        <w:t>Captura del producto de mayor valor</w:t>
+      </w:r>
+    </w:p>
+    <w:p>
+      <w:pPr>
+        <w:rPr>
+          <w:rFonts w:ascii="Arial" w:hAnsi="Arial" w:cs="Arial"/>
+          <w:b/>
+          <w:bCs/>
+          <w:sz w:val="24"/>
+          <w:szCs w:val="24"/>
+        </w:rPr>
+      </w:pPr>
+      <w:r>
+        <w:rPr>
+          <w:rFonts w:ascii="Arial" w:hAnsi="Arial" w:cs="Arial"/>
+          <w:b/>
+          <w:bCs/>
+          <w:sz w:val="24"/>
+          <w:szCs w:val="24"/>
+        </w:rPr>
+        <w:drawing>
+          <wp:inline distT="0" distB="0" distL="0" distR="0" wp14:anchorId="770DCF1E" wp14:editId="1796A4D5">
+            <wp:extent cx="5612130" cy="1233805"/>
+            <wp:effectExtent l="0" t="0" r="7620" b="4445"/>
+            <wp:docPr id="1792873053" name="Imagen 1"/>
+            <wp:cNvGraphicFramePr>
+              <a:graphicFrameLocks xmlns:a="http://schemas.openxmlformats.org/drawingml/2006/main" noChangeAspect="1"/>
+            </wp:cNvGraphicFramePr>
+            <a:graphic xmlns:a="http://schemas.openxmlformats.org/drawingml/2006/main">
+              <a:graphicData uri="http://schemas.openxmlformats.org/drawingml/2006/picture">
+                <pic:pic xmlns:pic="http://schemas.openxmlformats.org/drawingml/2006/picture">
+                  <pic:nvPicPr>
+                    <pic:cNvPr id="1792873053" name=""/>
+                    <pic:cNvPicPr/>
+                  </pic:nvPicPr>
+                  <pic:blipFill>
+                    <a:blip r:embed="rId19"/>
+                    <a:stretch>
+                      <a:fillRect/>
+                    </a:stretch>
+                  </pic:blipFill>
+                  <pic:spPr>
+                    <a:xfrm>
+                      <a:off x="0" y="0"/>
+                      <a:ext cx="5612130" cy="1233805"/>
+                    </a:xfrm>
+                    <a:prstGeom prst="rect">
+                      <a:avLst/>
+                    </a:prstGeom>
+                  </pic:spPr>
+                </pic:pic>
+              </a:graphicData>
+            </a:graphic>
+          </wp:inline>
+        </w:drawing>
+      </w:r>
+    </w:p>
+    <w:p>
+      <w:pPr>
+        <w:rPr>
+          <w:rFonts w:ascii="Arial" w:hAnsi="Arial" w:cs="Arial"/>
+          <w:b/>
+          <w:bCs/>
+          <w:sz w:val="24"/>
+          <w:szCs w:val="24"/>
+        </w:rPr>
+      </w:pPr>
+      <w:r>
+        <w:rPr>
+          <w:rFonts w:ascii="Arial" w:hAnsi="Arial" w:cs="Arial"/>
+          <w:b/>
+          <w:bCs/>
+          <w:sz w:val="24"/>
+          <w:szCs w:val="24"/>
+        </w:rPr>
+        <w:t>Captura del resumen del inventario</w:t>
+      </w:r>
+    </w:p>
+    <w:p>
+      <w:pPr>
+        <w:rPr>
+          <w:rFonts w:ascii="Arial" w:hAnsi="Arial" w:cs="Arial"/>
+          <w:b/>
+          <w:bCs/>
+          <w:sz w:val="24"/>
+          <w:szCs w:val="24"/>
+        </w:rPr>
+      </w:pPr>
+      <w:r>
+        <w:rPr>
+          <w:rFonts w:ascii="Arial" w:hAnsi="Arial" w:cs="Arial"/>
+          <w:b/>
+          <w:bCs/>
+          <w:sz w:val="24"/>
+          <w:szCs w:val="24"/>
+        </w:rPr>
+        <w:drawing>
+          <wp:inline distT="0" distB="0" distL="0" distR="0" wp14:anchorId="460D9DB5" wp14:editId="676053BB">
+            <wp:extent cx="5612130" cy="1634490"/>
+            <wp:effectExtent l="0" t="0" r="7620" b="3810"/>
+            <wp:docPr id="66981095" name="Imagen 1"/>
+            <wp:cNvGraphicFramePr>
+              <a:graphicFrameLocks xmlns:a="http://schemas.openxmlformats.org/drawingml/2006/main" noChangeAspect="1"/>
+            </wp:cNvGraphicFramePr>
+            <a:graphic xmlns:a="http://schemas.openxmlformats.org/drawingml/2006/main">
+              <a:graphicData uri="http://schemas.openxmlformats.org/drawingml/2006/picture">
+                <pic:pic xmlns:pic="http://schemas.openxmlformats.org/drawingml/2006/picture">
+                  <pic:nvPicPr>
+                    <pic:cNvPr id="66981095" name=""/>
+                    <pic:cNvPicPr/>
+                  </pic:nvPicPr>
+                  <pic:blipFill>
+                    <a:blip r:embed="rId20"/>
+                    <a:stretch>
+                      <a:fillRect/>
+                    </a:stretch>
+                  </pic:blipFill>
+                  <pic:spPr>
+                    <a:xfrm>
+                      <a:off x="0" y="0"/>
+                      <a:ext cx="5612130" cy="1634490"/>
+                    </a:xfrm>
+                    <a:prstGeom prst="rect">
+                      <a:avLst/>
+                    </a:prstGeom>
+                  </pic:spPr>
+                </pic:pic>
+              </a:graphicData>
+            </a:graphic>
+          </wp:inline>
+        </w:drawing>
+      </w:r>
+    </w:p>
+    <w:p>
+      <w:pPr>
+        <w:rPr>
+          <w:rFonts w:ascii="Arial" w:hAnsi="Arial" w:cs="Arial"/>
+          <w:b/>
+          <w:bCs/>
+          <w:sz w:val="24"/>
+          <w:szCs w:val="24"/>
+        </w:rPr>
+      </w:pPr>
+      <w:r>
+        <w:rPr>
+          <w:rFonts w:ascii="Arial" w:hAnsi="Arial" w:cs="Arial"/>
+          <w:b/>
+          <w:bCs/>
+          <w:sz w:val="24"/>
+          <w:szCs w:val="24"/>
+        </w:rPr>
+        <w:t>Cálculo manual de dos subtotales</w:t>
+      </w:r>
+    </w:p>
+    <w:p>
+      <w:pPr>
+        <w:rPr>
+          <w:rFonts w:ascii="Arial" w:hAnsi="Arial" w:cs="Arial"/>
+          <w:sz w:val="24"/>
+          <w:szCs w:val="24"/>
+          <w:lang w:val="fr-FR"/>
+        </w:rPr>
+      </w:pPr>
+      <w:proofErr w:type="spellStart"/>
+      <w:proofErr w:type="gramStart"/>
+      <w:r>
+        <w:rPr>
+          <w:rFonts w:ascii="Arial" w:hAnsi="Arial" w:cs="Arial"/>
+          <w:sz w:val="24"/>
+          <w:szCs w:val="24"/>
+          <w:lang w:val="fr-FR"/>
+        </w:rPr>
+        <w:t>Arroz</w:t>
+      </w:r>
+      <w:proofErr w:type="spellEnd"/>
+      <w:r>
+        <w:rPr>
+          <w:rFonts w:ascii="Arial" w:hAnsi="Arial" w:cs="Arial"/>
+          <w:sz w:val="24"/>
+          <w:szCs w:val="24"/>
+          <w:lang w:val="fr-FR"/>
+        </w:rPr>
+        <w:t>:</w:t>
+      </w:r>
+      <w:proofErr w:type="gramEnd"/>
+      <w:r>
+        <w:rPr>
+          <w:rFonts w:ascii="Arial" w:hAnsi="Arial" w:cs="Arial"/>
+          <w:sz w:val="24"/>
+          <w:szCs w:val="24"/>
+          <w:lang w:val="fr-FR"/>
+        </w:rPr>
+        <w:tab/>
+      </w:r>
+      <w:r>
+        <w:rPr>
+          <w:rFonts w:ascii="Arial" w:hAnsi="Arial" w:cs="Arial"/>
+          <w:sz w:val="24"/>
+          <w:szCs w:val="24"/>
+          <w:lang w:val="fr-FR"/>
+        </w:rPr>
+        <w:t>5 × Q</w:t>
+      </w:r>
+      <w:r>
+        <w:rPr>
+          <w:rFonts w:ascii="Arial" w:hAnsi="Arial" w:cs="Arial"/>
+          <w:sz w:val="24"/>
+          <w:szCs w:val="24"/>
+          <w:lang w:val="fr-FR"/>
+        </w:rPr>
+        <w:t>.</w:t>
+      </w:r>
+      <w:r>
+        <w:rPr>
+          <w:rFonts w:ascii="Arial" w:hAnsi="Arial" w:cs="Arial"/>
+          <w:sz w:val="24"/>
+          <w:szCs w:val="24"/>
+          <w:lang w:val="fr-FR"/>
+        </w:rPr>
+        <w:t>12.00 = Q</w:t>
+      </w:r>
+      <w:r>
+        <w:rPr>
+          <w:rFonts w:ascii="Arial" w:hAnsi="Arial" w:cs="Arial"/>
+          <w:sz w:val="24"/>
+          <w:szCs w:val="24"/>
+          <w:lang w:val="fr-FR"/>
+        </w:rPr>
+        <w:t>.</w:t>
+      </w:r>
+      <w:r>
+        <w:rPr>
+          <w:rFonts w:ascii="Arial" w:hAnsi="Arial" w:cs="Arial"/>
+          <w:sz w:val="24"/>
+          <w:szCs w:val="24"/>
+          <w:lang w:val="fr-FR"/>
+        </w:rPr>
+        <w:t>60.00</w:t>
+      </w:r>
+    </w:p>
+    <w:p>
+      <w:pPr>
+        <w:rPr>
+          <w:rFonts w:ascii="Arial" w:hAnsi="Arial" w:cs="Arial"/>
+          <w:sz w:val="24"/>
+          <w:szCs w:val="24"/>
+          <w:lang w:val="fr-FR"/>
+        </w:rPr>
+      </w:pPr>
+      <w:proofErr w:type="gramStart"/>
+      <w:r>
+        <w:rPr>
+          <w:rFonts w:ascii="Arial" w:hAnsi="Arial" w:cs="Arial"/>
+          <w:sz w:val="24"/>
+          <w:szCs w:val="24"/>
+          <w:lang w:val="fr-FR"/>
+        </w:rPr>
+        <w:t>Caf</w:t>
+      </w:r>
+      <w:r>
+        <w:rPr>
+          <w:rFonts w:ascii="Arial" w:hAnsi="Arial" w:cs="Arial"/>
+          <w:sz w:val="24"/>
+          <w:szCs w:val="24"/>
+          <w:lang w:val="fr-FR"/>
+        </w:rPr>
+        <w:t>é</w:t>
+      </w:r>
+      <w:r>
+        <w:rPr>
+          <w:rFonts w:ascii="Arial" w:hAnsi="Arial" w:cs="Arial"/>
+          <w:sz w:val="24"/>
+          <w:szCs w:val="24"/>
+          <w:lang w:val="fr-FR"/>
+        </w:rPr>
+        <w:t>:</w:t>
+      </w:r>
+      <w:proofErr w:type="gramEnd"/>
+      <w:r>
+        <w:rPr>
+          <w:rFonts w:ascii="Arial" w:hAnsi="Arial" w:cs="Arial"/>
+          <w:sz w:val="24"/>
+          <w:szCs w:val="24"/>
+          <w:lang w:val="fr-FR"/>
+        </w:rPr>
+        <w:tab/>
+      </w:r>
+      <w:r>
+        <w:rPr>
+          <w:rFonts w:ascii="Arial" w:hAnsi="Arial" w:cs="Arial"/>
+          <w:sz w:val="24"/>
+          <w:szCs w:val="24"/>
+          <w:lang w:val="fr-FR"/>
+        </w:rPr>
+        <w:t>6 × Q</w:t>
+      </w:r>
+      <w:r>
+        <w:rPr>
+          <w:rFonts w:ascii="Arial" w:hAnsi="Arial" w:cs="Arial"/>
+          <w:sz w:val="24"/>
+          <w:szCs w:val="24"/>
+          <w:lang w:val="fr-FR"/>
+        </w:rPr>
+        <w:t>.</w:t>
+      </w:r>
+      <w:r>
+        <w:rPr>
+          <w:rFonts w:ascii="Arial" w:hAnsi="Arial" w:cs="Arial"/>
+          <w:sz w:val="24"/>
+          <w:szCs w:val="24"/>
+          <w:lang w:val="fr-FR"/>
+        </w:rPr>
+        <w:t>30.00 = Q</w:t>
+      </w:r>
+      <w:r>
+        <w:rPr>
+          <w:rFonts w:ascii="Arial" w:hAnsi="Arial" w:cs="Arial"/>
+          <w:sz w:val="24"/>
+          <w:szCs w:val="24"/>
+          <w:lang w:val="fr-FR"/>
+        </w:rPr>
+        <w:t>.</w:t>
+      </w:r>
+      <w:r>
+        <w:rPr>
+          <w:rFonts w:ascii="Arial" w:hAnsi="Arial" w:cs="Arial"/>
+          <w:sz w:val="24"/>
+          <w:szCs w:val="24"/>
+          <w:lang w:val="fr-FR"/>
+        </w:rPr>
+        <w:t>180.00</w:t>
+      </w:r>
+    </w:p>
+    <w:p>
+      <w:pPr>
+        <w:rPr>
+          <w:rFonts w:ascii="Arial" w:hAnsi="Arial" w:cs="Arial"/>
+          <w:sz w:val="24"/>
+          <w:szCs w:val="24"/>
+          <w:lang w:val="fr-FR"/>
+        </w:rPr>
+      </w:pPr>
+    </w:p>
+    <w:p>
+      <w:pPr>
+        <w:rPr>
+          <w:rFonts w:ascii="Arial" w:hAnsi="Arial" w:cs="Arial"/>
+          <w:b/>
+          <w:bCs/>
+          <w:sz w:val="24"/>
+          <w:szCs w:val="24"/>
+        </w:rPr>
+      </w:pPr>
+      <w:proofErr w:type="spellStart"/>
+      <w:r>
+        <w:rPr>
+          <w:rFonts w:ascii="Arial" w:hAnsi="Arial" w:cs="Arial"/>
+          <w:b/>
+          <w:bCs/>
+          <w:sz w:val="24"/>
+          <w:szCs w:val="24"/>
+        </w:rPr>
+        <w:t>Cálculo</w:t>
+      </w:r>
+      <w:proofErr w:type="spellEnd"/>
+      <w:r>
+        <w:rPr>
+          <w:rFonts w:ascii="Arial" w:hAnsi="Arial" w:cs="Arial"/>
+          <w:b/>
+          <w:bCs/>
+          <w:sz w:val="24"/>
+          <w:szCs w:val="24"/>
+        </w:rPr>
+        <w:t xml:space="preserve"> manual del valor total</w:t>
+      </w:r>
+    </w:p>
+    <w:p>
+      <w:pPr>
+        <w:rPr>
+          <w:rFonts w:ascii="Arial" w:hAnsi="Arial" w:cs="Arial"/>
+          <w:sz w:val="24"/>
+          <w:szCs w:val="24"/>
+          <w:lang w:val="fr-FR"/>
+        </w:rPr>
+      </w:pPr>
+      <w:proofErr w:type="spellStart"/>
+      <w:proofErr w:type="gramStart"/>
+      <w:r>
+        <w:rPr>
+          <w:rFonts w:ascii="Arial" w:hAnsi="Arial" w:cs="Arial"/>
+          <w:sz w:val="24"/>
+          <w:szCs w:val="24"/>
+          <w:lang w:val="fr-FR"/>
+        </w:rPr>
+        <w:t>Arroz</w:t>
+      </w:r>
+      <w:proofErr w:type="spellEnd"/>
+      <w:r>
+        <w:rPr>
+          <w:rFonts w:ascii="Arial" w:hAnsi="Arial" w:cs="Arial"/>
+          <w:sz w:val="24"/>
+          <w:szCs w:val="24"/>
+          <w:lang w:val="fr-FR"/>
+        </w:rPr>
+        <w:t>:</w:t>
+      </w:r>
+      <w:proofErr w:type="gramEnd"/>
+      <w:r>
+        <w:rPr>
+          <w:rFonts w:ascii="Arial" w:hAnsi="Arial" w:cs="Arial"/>
+          <w:sz w:val="24"/>
+          <w:szCs w:val="24"/>
+          <w:lang w:val="fr-FR"/>
+        </w:rPr>
+        <w:t xml:space="preserve">       5 × Q</w:t>
+      </w:r>
+      <w:r>
+        <w:rPr>
+          <w:rFonts w:ascii="Arial" w:hAnsi="Arial" w:cs="Arial"/>
+          <w:sz w:val="24"/>
+          <w:szCs w:val="24"/>
+          <w:lang w:val="fr-FR"/>
+        </w:rPr>
+        <w:t>.</w:t>
+      </w:r>
+      <w:r>
+        <w:rPr>
+          <w:rFonts w:ascii="Arial" w:hAnsi="Arial" w:cs="Arial"/>
+          <w:sz w:val="24"/>
+          <w:szCs w:val="24"/>
+          <w:lang w:val="fr-FR"/>
+        </w:rPr>
+        <w:t>12.00 = Q</w:t>
+      </w:r>
+      <w:r>
+        <w:rPr>
+          <w:rFonts w:ascii="Arial" w:hAnsi="Arial" w:cs="Arial"/>
+          <w:sz w:val="24"/>
+          <w:szCs w:val="24"/>
+          <w:lang w:val="fr-FR"/>
+        </w:rPr>
+        <w:t>.</w:t>
+      </w:r>
+      <w:r>
+        <w:rPr>
+          <w:rFonts w:ascii="Arial" w:hAnsi="Arial" w:cs="Arial"/>
+          <w:sz w:val="24"/>
+          <w:szCs w:val="24"/>
+          <w:lang w:val="fr-FR"/>
+        </w:rPr>
+        <w:t>60.00</w:t>
+      </w:r>
+    </w:p>
+    <w:p>
+      <w:pPr>
+        <w:rPr>
+          <w:rFonts w:ascii="Arial" w:hAnsi="Arial" w:cs="Arial"/>
+          <w:sz w:val="24"/>
+          <w:szCs w:val="24"/>
+          <w:lang w:val="fr-FR"/>
+        </w:rPr>
+      </w:pPr>
+      <w:proofErr w:type="spellStart"/>
+      <w:proofErr w:type="gramStart"/>
+      <w:r>
+        <w:rPr>
+          <w:rFonts w:ascii="Arial" w:hAnsi="Arial" w:cs="Arial"/>
+          <w:sz w:val="24"/>
+          <w:szCs w:val="24"/>
+          <w:lang w:val="fr-FR"/>
+        </w:rPr>
+        <w:t>Frijoles</w:t>
+      </w:r>
+      <w:proofErr w:type="spellEnd"/>
+      <w:r>
+        <w:rPr>
+          <w:rFonts w:ascii="Arial" w:hAnsi="Arial" w:cs="Arial"/>
+          <w:sz w:val="24"/>
+          <w:szCs w:val="24"/>
+          <w:lang w:val="fr-FR"/>
+        </w:rPr>
+        <w:t>:</w:t>
+      </w:r>
+      <w:proofErr w:type="gramEnd"/>
+      <w:r>
+        <w:rPr>
+          <w:rFonts w:ascii="Arial" w:hAnsi="Arial" w:cs="Arial"/>
+          <w:sz w:val="24"/>
+          <w:szCs w:val="24"/>
+          <w:lang w:val="fr-FR"/>
+        </w:rPr>
+        <w:t xml:space="preserve">    3 × Q</w:t>
+      </w:r>
+      <w:r>
+        <w:rPr>
+          <w:rFonts w:ascii="Arial" w:hAnsi="Arial" w:cs="Arial"/>
+          <w:sz w:val="24"/>
+          <w:szCs w:val="24"/>
+          <w:lang w:val="fr-FR"/>
+        </w:rPr>
+        <w:t>.</w:t>
+      </w:r>
+      <w:r>
+        <w:rPr>
+          <w:rFonts w:ascii="Arial" w:hAnsi="Arial" w:cs="Arial"/>
+          <w:sz w:val="24"/>
+          <w:szCs w:val="24"/>
+          <w:lang w:val="fr-FR"/>
+        </w:rPr>
+        <w:t>10.00 = Q</w:t>
+      </w:r>
+      <w:r>
+        <w:rPr>
+          <w:rFonts w:ascii="Arial" w:hAnsi="Arial" w:cs="Arial"/>
+          <w:sz w:val="24"/>
+          <w:szCs w:val="24"/>
+          <w:lang w:val="fr-FR"/>
+        </w:rPr>
+        <w:t>.</w:t>
+      </w:r>
+      <w:r>
+        <w:rPr>
+          <w:rFonts w:ascii="Arial" w:hAnsi="Arial" w:cs="Arial"/>
+          <w:sz w:val="24"/>
+          <w:szCs w:val="24"/>
+          <w:lang w:val="fr-FR"/>
+        </w:rPr>
+        <w:t>30.00</w:t>
+      </w:r>
+    </w:p>
+    <w:p>
+      <w:pPr>
+        <w:rPr>
+          <w:rFonts w:ascii="Arial" w:hAnsi="Arial" w:cs="Arial"/>
+          <w:sz w:val="24"/>
+          <w:szCs w:val="24"/>
+          <w:lang w:val="fr-FR"/>
+        </w:rPr>
+      </w:pPr>
+      <w:proofErr w:type="gramStart"/>
+      <w:r>
+        <w:rPr>
+          <w:rFonts w:ascii="Arial" w:hAnsi="Arial" w:cs="Arial"/>
+          <w:sz w:val="24"/>
+          <w:szCs w:val="24"/>
+          <w:lang w:val="fr-FR"/>
+        </w:rPr>
+        <w:t>Leche:</w:t>
+      </w:r>
+      <w:proofErr w:type="gramEnd"/>
+      <w:r>
+        <w:rPr>
+          <w:rFonts w:ascii="Arial" w:hAnsi="Arial" w:cs="Arial"/>
+          <w:sz w:val="24"/>
+          <w:szCs w:val="24"/>
+          <w:lang w:val="fr-FR"/>
+        </w:rPr>
+        <w:t xml:space="preserve">       2 × </w:t>
+      </w:r>
+      <w:proofErr w:type="gramStart"/>
+      <w:r>
+        <w:rPr>
+          <w:rFonts w:ascii="Arial" w:hAnsi="Arial" w:cs="Arial"/>
+          <w:sz w:val="24"/>
+          <w:szCs w:val="24"/>
+          <w:lang w:val="fr-FR"/>
+        </w:rPr>
+        <w:t>Q</w:t>
+      </w:r>
+      <w:r>
+        <w:rPr>
+          <w:rFonts w:ascii="Arial" w:hAnsi="Arial" w:cs="Arial"/>
+          <w:sz w:val="24"/>
+          <w:szCs w:val="24"/>
+          <w:lang w:val="fr-FR"/>
+        </w:rPr>
+        <w:t>.</w:t>
+      </w:r>
+      <w:r>
+        <w:rPr>
+          <w:rFonts w:ascii="Arial" w:hAnsi="Arial" w:cs="Arial"/>
+          <w:sz w:val="24"/>
+          <w:szCs w:val="24"/>
+          <w:lang w:val="fr-FR"/>
+        </w:rPr>
+        <w:t>8.50  =</w:t>
+      </w:r>
+      <w:proofErr w:type="gramEnd"/>
+      <w:r>
+        <w:rPr>
+          <w:rFonts w:ascii="Arial" w:hAnsi="Arial" w:cs="Arial"/>
+          <w:sz w:val="24"/>
+          <w:szCs w:val="24"/>
+          <w:lang w:val="fr-FR"/>
+        </w:rPr>
+        <w:t xml:space="preserve"> Q</w:t>
+      </w:r>
+      <w:r>
+        <w:rPr>
+          <w:rFonts w:ascii="Arial" w:hAnsi="Arial" w:cs="Arial"/>
+          <w:sz w:val="24"/>
+          <w:szCs w:val="24"/>
+          <w:lang w:val="fr-FR"/>
+        </w:rPr>
+        <w:t>.</w:t>
+      </w:r>
+      <w:r>
+        <w:rPr>
+          <w:rFonts w:ascii="Arial" w:hAnsi="Arial" w:cs="Arial"/>
+          <w:sz w:val="24"/>
+          <w:szCs w:val="24"/>
+          <w:lang w:val="fr-FR"/>
+        </w:rPr>
+        <w:t>17.00</w:t>
+      </w:r>
+    </w:p>
+    <w:p>
+      <w:pPr>
+        <w:rPr>
+          <w:rFonts w:ascii="Arial" w:hAnsi="Arial" w:cs="Arial"/>
+          <w:sz w:val="24"/>
+          <w:szCs w:val="24"/>
+        </w:rPr>
+      </w:pPr>
+      <w:r>
+        <w:rPr>
+          <w:rFonts w:ascii="Arial" w:hAnsi="Arial" w:cs="Arial"/>
+          <w:sz w:val="24"/>
+          <w:szCs w:val="24"/>
+        </w:rPr>
+        <w:t>Queso:       4 × Q</w:t>
+      </w:r>
+      <w:r>
+        <w:rPr>
+          <w:rFonts w:ascii="Arial" w:hAnsi="Arial" w:cs="Arial"/>
+          <w:sz w:val="24"/>
+          <w:szCs w:val="24"/>
+        </w:rPr>
+        <w:t>.</w:t>
+      </w:r>
+      <w:r>
+        <w:rPr>
+          <w:rFonts w:ascii="Arial" w:hAnsi="Arial" w:cs="Arial"/>
+          <w:sz w:val="24"/>
+          <w:szCs w:val="24"/>
+        </w:rPr>
+        <w:t>25.00 = Q</w:t>
+      </w:r>
+      <w:r>
+        <w:rPr>
+          <w:rFonts w:ascii="Arial" w:hAnsi="Arial" w:cs="Arial"/>
+          <w:sz w:val="24"/>
+          <w:szCs w:val="24"/>
+        </w:rPr>
+        <w:t>.</w:t>
+      </w:r>
+      <w:r>
+        <w:rPr>
+          <w:rFonts w:ascii="Arial" w:hAnsi="Arial" w:cs="Arial"/>
+          <w:sz w:val="24"/>
+          <w:szCs w:val="24"/>
+        </w:rPr>
+        <w:t>100.00</w:t>
+      </w:r>
+    </w:p>
+    <w:p>
+      <w:pPr>
+        <w:rPr>
+          <w:rFonts w:ascii="Arial" w:hAnsi="Arial" w:cs="Arial"/>
+          <w:sz w:val="24"/>
+          <w:szCs w:val="24"/>
+        </w:rPr>
+      </w:pPr>
+      <w:r>
+        <w:rPr>
+          <w:rFonts w:ascii="Arial" w:hAnsi="Arial" w:cs="Arial"/>
+          <w:sz w:val="24"/>
+          <w:szCs w:val="24"/>
+        </w:rPr>
+        <w:t>Jab</w:t>
+      </w:r>
+      <w:r>
+        <w:rPr>
+          <w:rFonts w:ascii="Arial" w:hAnsi="Arial" w:cs="Arial"/>
+          <w:sz w:val="24"/>
+          <w:szCs w:val="24"/>
+        </w:rPr>
+        <w:t>ó</w:t>
+      </w:r>
+      <w:r>
+        <w:rPr>
+          <w:rFonts w:ascii="Arial" w:hAnsi="Arial" w:cs="Arial"/>
+          <w:sz w:val="24"/>
+          <w:szCs w:val="24"/>
+        </w:rPr>
+        <w:t>n:       1 × Q</w:t>
+      </w:r>
+      <w:r>
+        <w:rPr>
+          <w:rFonts w:ascii="Arial" w:hAnsi="Arial" w:cs="Arial"/>
+          <w:sz w:val="24"/>
+          <w:szCs w:val="24"/>
+        </w:rPr>
+        <w:t>.</w:t>
+      </w:r>
+      <w:r>
+        <w:rPr>
+          <w:rFonts w:ascii="Arial" w:hAnsi="Arial" w:cs="Arial"/>
+          <w:sz w:val="24"/>
+          <w:szCs w:val="24"/>
+        </w:rPr>
+        <w:t>15.00 = Q</w:t>
+      </w:r>
+      <w:r>
+        <w:rPr>
+          <w:rFonts w:ascii="Arial" w:hAnsi="Arial" w:cs="Arial"/>
+          <w:sz w:val="24"/>
+          <w:szCs w:val="24"/>
+        </w:rPr>
+        <w:t>.</w:t>
+      </w:r>
+      <w:r>
+        <w:rPr>
+          <w:rFonts w:ascii="Arial" w:hAnsi="Arial" w:cs="Arial"/>
+          <w:sz w:val="24"/>
+          <w:szCs w:val="24"/>
+        </w:rPr>
+        <w:t>15.00</w:t>
+      </w:r>
+    </w:p>
+    <w:p>
+      <w:pPr>
+        <w:rPr>
+          <w:rFonts w:ascii="Arial" w:hAnsi="Arial" w:cs="Arial"/>
+          <w:sz w:val="24"/>
+          <w:szCs w:val="24"/>
+        </w:rPr>
+      </w:pPr>
+      <w:r>
+        <w:rPr>
+          <w:rFonts w:ascii="Arial" w:hAnsi="Arial" w:cs="Arial"/>
+          <w:sz w:val="24"/>
+          <w:szCs w:val="24"/>
+        </w:rPr>
+        <w:t>Caf</w:t>
+      </w:r>
+      <w:r>
+        <w:rPr>
+          <w:rFonts w:ascii="Arial" w:hAnsi="Arial" w:cs="Arial"/>
+          <w:sz w:val="24"/>
+          <w:szCs w:val="24"/>
+        </w:rPr>
+        <w:t>é</w:t>
+      </w:r>
+      <w:r>
+        <w:rPr>
+          <w:rFonts w:ascii="Arial" w:hAnsi="Arial" w:cs="Arial"/>
+          <w:sz w:val="24"/>
+          <w:szCs w:val="24"/>
+        </w:rPr>
+        <w:t>:        6 × Q</w:t>
+      </w:r>
+      <w:r>
+        <w:rPr>
+          <w:rFonts w:ascii="Arial" w:hAnsi="Arial" w:cs="Arial"/>
+          <w:sz w:val="24"/>
+          <w:szCs w:val="24"/>
+        </w:rPr>
+        <w:t>.</w:t>
+      </w:r>
+      <w:r>
+        <w:rPr>
+          <w:rFonts w:ascii="Arial" w:hAnsi="Arial" w:cs="Arial"/>
+          <w:sz w:val="24"/>
+          <w:szCs w:val="24"/>
+        </w:rPr>
+        <w:t>30.00 = Q</w:t>
+      </w:r>
+      <w:r>
+        <w:rPr>
+          <w:rFonts w:ascii="Arial" w:hAnsi="Arial" w:cs="Arial"/>
+          <w:sz w:val="24"/>
+          <w:szCs w:val="24"/>
+        </w:rPr>
+        <w:t>.</w:t>
+      </w:r>
+      <w:r>
+        <w:rPr>
+          <w:rFonts w:ascii="Arial" w:hAnsi="Arial" w:cs="Arial"/>
+          <w:sz w:val="24"/>
+          <w:szCs w:val="24"/>
+        </w:rPr>
+        <w:t>180.00</w:t>
+      </w:r>
+    </w:p>
+    <w:p>
+      <w:pPr>
+        <w:rPr>
+          <w:rFonts w:ascii="Arial" w:hAnsi="Arial" w:cs="Arial"/>
+          <w:b/>
+          <w:bCs/>
+          <w:sz w:val="24"/>
+          <w:szCs w:val="24"/>
+          <w:lang w:val="fr-FR"/>
+        </w:rPr>
+      </w:pPr>
+      <w:r>
+        <w:rPr>
+          <w:rFonts w:ascii="Arial" w:hAnsi="Arial" w:cs="Arial"/>
+          <w:b/>
+          <w:bCs/>
+          <w:sz w:val="24"/>
+          <w:szCs w:val="24"/>
+          <w:lang w:val="fr-FR"/>
+        </w:rPr>
+        <w:lastRenderedPageBreak/>
+        <w:t xml:space="preserve">Valor </w:t>
+      </w:r>
+      <w:proofErr w:type="gramStart"/>
+      <w:r>
+        <w:rPr>
+          <w:rFonts w:ascii="Arial" w:hAnsi="Arial" w:cs="Arial"/>
+          <w:b/>
+          <w:bCs/>
+          <w:sz w:val="24"/>
+          <w:szCs w:val="24"/>
+          <w:lang w:val="fr-FR"/>
+        </w:rPr>
+        <w:t>total:</w:t>
+      </w:r>
+      <w:proofErr w:type="gramEnd"/>
+      <w:r>
+        <w:rPr>
+          <w:rFonts w:ascii="Arial" w:hAnsi="Arial" w:cs="Arial"/>
+          <w:b/>
+          <w:bCs/>
+          <w:sz w:val="24"/>
+          <w:szCs w:val="24"/>
+          <w:lang w:val="fr-FR"/>
+        </w:rPr>
+        <w:t xml:space="preserve"> </w:t>
+      </w:r>
+      <w:r>
+        <w:rPr>
+          <w:rFonts w:ascii="Arial" w:hAnsi="Arial" w:cs="Arial"/>
+          <w:b/>
+          <w:bCs/>
+          <w:sz w:val="24"/>
+          <w:szCs w:val="24"/>
+          <w:lang w:val="fr-FR"/>
+        </w:rPr>
+        <w:t>Q</w:t>
+      </w:r>
+      <w:r>
+        <w:rPr>
+          <w:rFonts w:ascii="Arial" w:hAnsi="Arial" w:cs="Arial"/>
+          <w:b/>
+          <w:bCs/>
+          <w:sz w:val="24"/>
+          <w:szCs w:val="24"/>
+          <w:lang w:val="fr-FR"/>
+        </w:rPr>
+        <w:t>.</w:t>
+      </w:r>
+      <w:r>
+        <w:rPr>
+          <w:rFonts w:ascii="Arial" w:hAnsi="Arial" w:cs="Arial"/>
+          <w:b/>
+          <w:bCs/>
+          <w:sz w:val="24"/>
+          <w:szCs w:val="24"/>
+          <w:lang w:val="fr-FR"/>
+        </w:rPr>
+        <w:t>60.00 + Q</w:t>
+      </w:r>
+      <w:r>
+        <w:rPr>
+          <w:rFonts w:ascii="Arial" w:hAnsi="Arial" w:cs="Arial"/>
+          <w:b/>
+          <w:bCs/>
+          <w:sz w:val="24"/>
+          <w:szCs w:val="24"/>
+          <w:lang w:val="fr-FR"/>
+        </w:rPr>
+        <w:t>.</w:t>
+      </w:r>
+      <w:r>
+        <w:rPr>
+          <w:rFonts w:ascii="Arial" w:hAnsi="Arial" w:cs="Arial"/>
+          <w:b/>
+          <w:bCs/>
+          <w:sz w:val="24"/>
+          <w:szCs w:val="24"/>
+          <w:lang w:val="fr-FR"/>
+        </w:rPr>
+        <w:t>30.00 + Q</w:t>
+      </w:r>
+      <w:r>
+        <w:rPr>
+          <w:rFonts w:ascii="Arial" w:hAnsi="Arial" w:cs="Arial"/>
+          <w:b/>
+          <w:bCs/>
+          <w:sz w:val="24"/>
+          <w:szCs w:val="24"/>
+          <w:lang w:val="fr-FR"/>
+        </w:rPr>
+        <w:t>.</w:t>
+      </w:r>
+      <w:r>
+        <w:rPr>
+          <w:rFonts w:ascii="Arial" w:hAnsi="Arial" w:cs="Arial"/>
+          <w:b/>
+          <w:bCs/>
+          <w:sz w:val="24"/>
+          <w:szCs w:val="24"/>
+          <w:lang w:val="fr-FR"/>
+        </w:rPr>
+        <w:t>17.00 + Q</w:t>
+      </w:r>
+      <w:r>
+        <w:rPr>
+          <w:rFonts w:ascii="Arial" w:hAnsi="Arial" w:cs="Arial"/>
+          <w:b/>
+          <w:bCs/>
+          <w:sz w:val="24"/>
+          <w:szCs w:val="24"/>
+          <w:lang w:val="fr-FR"/>
+        </w:rPr>
+        <w:t>.</w:t>
+      </w:r>
+      <w:r>
+        <w:rPr>
+          <w:rFonts w:ascii="Arial" w:hAnsi="Arial" w:cs="Arial"/>
+          <w:b/>
+          <w:bCs/>
+          <w:sz w:val="24"/>
+          <w:szCs w:val="24"/>
+          <w:lang w:val="fr-FR"/>
+        </w:rPr>
+        <w:t>100.00 + Q</w:t>
+      </w:r>
+      <w:r>
+        <w:rPr>
+          <w:rFonts w:ascii="Arial" w:hAnsi="Arial" w:cs="Arial"/>
+          <w:b/>
+          <w:bCs/>
+          <w:sz w:val="24"/>
+          <w:szCs w:val="24"/>
+          <w:lang w:val="fr-FR"/>
+        </w:rPr>
+        <w:t>.</w:t>
+      </w:r>
+      <w:r>
+        <w:rPr>
+          <w:rFonts w:ascii="Arial" w:hAnsi="Arial" w:cs="Arial"/>
+          <w:b/>
+          <w:bCs/>
+          <w:sz w:val="24"/>
+          <w:szCs w:val="24"/>
+          <w:lang w:val="fr-FR"/>
+        </w:rPr>
+        <w:t>15.00 + Q</w:t>
+      </w:r>
+      <w:r>
+        <w:rPr>
+          <w:rFonts w:ascii="Arial" w:hAnsi="Arial" w:cs="Arial"/>
+          <w:b/>
+          <w:bCs/>
+          <w:sz w:val="24"/>
+          <w:szCs w:val="24"/>
+          <w:lang w:val="fr-FR"/>
+        </w:rPr>
+        <w:t>.</w:t>
+      </w:r>
+      <w:r>
+        <w:rPr>
+          <w:rFonts w:ascii="Arial" w:hAnsi="Arial" w:cs="Arial"/>
+          <w:b/>
+          <w:bCs/>
+          <w:sz w:val="24"/>
+          <w:szCs w:val="24"/>
+          <w:lang w:val="fr-FR"/>
+        </w:rPr>
+        <w:t>180.00</w:t>
+      </w:r>
+      <w:r>
+        <w:rPr>
+          <w:rFonts w:ascii="Arial" w:hAnsi="Arial" w:cs="Arial"/>
+          <w:b/>
+          <w:bCs/>
+          <w:sz w:val="24"/>
+          <w:szCs w:val="24"/>
+          <w:lang w:val="fr-FR"/>
+        </w:rPr>
+        <w:t xml:space="preserve"> </w:t>
+      </w:r>
+      <w:r>
+        <w:rPr>
+          <w:rFonts w:ascii="Arial" w:hAnsi="Arial" w:cs="Arial"/>
+          <w:b/>
+          <w:bCs/>
+          <w:sz w:val="24"/>
+          <w:szCs w:val="24"/>
+          <w:lang w:val="fr-FR"/>
+        </w:rPr>
+        <w:t>= Q</w:t>
+      </w:r>
+      <w:r>
+        <w:rPr>
+          <w:rFonts w:ascii="Arial" w:hAnsi="Arial" w:cs="Arial"/>
+          <w:b/>
+          <w:bCs/>
+          <w:sz w:val="24"/>
+          <w:szCs w:val="24"/>
+          <w:lang w:val="fr-FR"/>
+        </w:rPr>
+        <w:t>.</w:t>
+      </w:r>
+      <w:r>
+        <w:rPr>
+          <w:rFonts w:ascii="Arial" w:hAnsi="Arial" w:cs="Arial"/>
+          <w:b/>
+          <w:bCs/>
+          <w:sz w:val="24"/>
+          <w:szCs w:val="24"/>
+          <w:lang w:val="fr-FR"/>
+        </w:rPr>
+        <w:t>402.00</w:t>
+      </w:r>
+    </w:p>
+    <w:p>
+      <w:pPr>
+        <w:spacing w:after="0"/>
+        <w:rPr>
+          <w:rFonts w:ascii="Arial" w:hAnsi="Arial" w:cs="Arial"/>
+          <w:sz w:val="24"/>
+          <w:szCs w:val="24"/>
+        </w:rPr>
+      </w:pPr>
+      <w:r>
+        <w:rPr>
+          <w:rFonts w:ascii="Arial" w:hAnsi="Arial" w:cs="Arial"/>
+          <w:sz w:val="24"/>
+          <w:szCs w:val="24"/>
+        </w:rPr>
+        <w:t xml:space="preserve">El valor total calculado manualmente coincide con el </w:t>
+      </w:r>
+      <w:proofErr w:type="spellStart"/>
+      <w:r>
+        <w:rPr>
+          <w:rFonts w:ascii="Arial" w:hAnsi="Arial" w:cs="Arial"/>
+          <w:sz w:val="24"/>
+          <w:szCs w:val="24"/>
+        </w:rPr>
+        <w:t>valorTotal</w:t>
+      </w:r>
+      <w:proofErr w:type="spellEnd"/>
+      <w:r>
+        <w:rPr>
+          <w:rFonts w:ascii="Arial" w:hAnsi="Arial" w:cs="Arial"/>
+          <w:sz w:val="24"/>
+          <w:szCs w:val="24"/>
+        </w:rPr>
+        <w:t xml:space="preserve"> </w:t>
+      </w:r>
+      <w:r>
+        <w:rPr>
+          <w:rFonts w:ascii="Arial" w:hAnsi="Arial" w:cs="Arial"/>
+          <w:sz w:val="24"/>
+          <w:szCs w:val="24"/>
+        </w:rPr>
+        <w:t xml:space="preserve">obtenido mediante el </w:t>
+      </w:r>
+      <w:proofErr w:type="spellStart"/>
+      <w:r>
+        <w:rPr>
+          <w:rFonts w:ascii="Arial" w:hAnsi="Arial" w:cs="Arial"/>
+          <w:sz w:val="24"/>
+          <w:szCs w:val="24"/>
+        </w:rPr>
+        <w:t>endpoint</w:t>
+      </w:r>
+      <w:proofErr w:type="spellEnd"/>
+      <w:r>
+        <w:rPr>
+          <w:rFonts w:ascii="Arial" w:hAnsi="Arial" w:cs="Arial"/>
+          <w:sz w:val="24"/>
+          <w:szCs w:val="24"/>
+        </w:rPr>
+        <w:t xml:space="preserve"> /api/productos/resumen.</w:t>
+      </w:r>
+    </w:p>
+    <w:p>
+      <w:pPr>
+        <w:rPr>
+          <w:rFonts w:ascii="Arial" w:hAnsi="Arial" w:cs="Arial"/>
+          <w:b/>
+          <w:bCs/>
+          <w:sz w:val="24"/>
+          <w:szCs w:val="24"/>
+        </w:rPr>
+      </w:pPr>
+    </w:p>
+    <w:p>
+      <w:pPr>
+        <w:rPr>
+          <w:rFonts w:ascii="Arial" w:hAnsi="Arial" w:cs="Arial"/>
+          <w:b/>
+          <w:bCs/>
+          <w:sz w:val="24"/>
+          <w:szCs w:val="24"/>
+        </w:rPr>
+      </w:pPr>
+      <w:r>
+        <w:rPr>
+          <w:rFonts w:ascii="Arial" w:hAnsi="Arial" w:cs="Arial"/>
+          <w:b/>
+          <w:bCs/>
+          <w:sz w:val="24"/>
+          <w:szCs w:val="24"/>
+        </w:rPr>
+        <w:t>Reflexión final</w:t>
+      </w:r>
+    </w:p>
+    <w:p>
+      <w:pPr>
+        <w:jc w:val="both"/>
+        <w:rPr>
+          <w:rFonts w:ascii="Arial" w:hAnsi="Arial" w:cs="Arial"/>
+          <w:b/>
+          <w:bCs/>
+          <w:sz w:val="24"/>
+          <w:szCs w:val="24"/>
+        </w:rPr>
+      </w:pPr>
+      <w:r>
+        <w:rPr>
+          <w:rFonts w:ascii="Arial" w:hAnsi="Arial" w:cs="Arial"/>
+          <w:b/>
+          <w:bCs/>
+          <w:sz w:val="24"/>
+          <w:szCs w:val="24"/>
+        </w:rPr>
+        <w:t>1. ¿Qué función cumple @RestController?</w:t>
+      </w:r>
+    </w:p>
+    <w:p>
+      <w:pPr>
+        <w:jc w:val="both"/>
+        <w:rPr>
+          <w:rFonts w:ascii="Arial" w:hAnsi="Arial" w:cs="Arial"/>
+          <w:sz w:val="24"/>
+          <w:szCs w:val="24"/>
+        </w:rPr>
+      </w:pPr>
+      <w:r>
+        <w:rPr>
+          <w:rFonts w:ascii="Arial" w:hAnsi="Arial" w:cs="Arial"/>
+          <w:sz w:val="24"/>
+          <w:szCs w:val="24"/>
+        </w:rPr>
+        <w:t>Sirve para indicar que una clase será la encargada de manejar las solicitudes de la API y devolver los resultados.</w:t>
+      </w:r>
+    </w:p>
+    <w:p>
+      <w:pPr>
+        <w:jc w:val="both"/>
+        <w:rPr>
+          <w:rFonts w:ascii="Arial" w:hAnsi="Arial" w:cs="Arial"/>
+          <w:b/>
+          <w:bCs/>
+          <w:sz w:val="24"/>
+          <w:szCs w:val="24"/>
+        </w:rPr>
+      </w:pPr>
+      <w:r>
+        <w:rPr>
+          <w:rFonts w:ascii="Arial" w:hAnsi="Arial" w:cs="Arial"/>
+          <w:b/>
+          <w:bCs/>
+          <w:sz w:val="24"/>
+          <w:szCs w:val="24"/>
+        </w:rPr>
+        <w:t>2. ¿Qué diferencia existe entre @RequestMapping y @GetMapping?</w:t>
+      </w:r>
+    </w:p>
+    <w:p>
+      <w:pPr>
+        <w:jc w:val="both"/>
+        <w:rPr>
+          <w:rFonts w:ascii="Arial" w:hAnsi="Arial" w:cs="Arial"/>
+          <w:sz w:val="24"/>
+          <w:szCs w:val="24"/>
+        </w:rPr>
+      </w:pPr>
+      <w:r>
+        <w:rPr>
+          <w:rFonts w:ascii="Arial" w:hAnsi="Arial" w:cs="Arial"/>
+          <w:sz w:val="24"/>
+          <w:szCs w:val="24"/>
+        </w:rPr>
+        <w:t>@RequestMapping sirve para poner la ruta principal del controlador. @GetMapping sirve para indicar la ruta de cada consulta que hacemos con GET.</w:t>
+      </w:r>
+    </w:p>
+    <w:p>
+      <w:pPr>
+        <w:jc w:val="both"/>
+        <w:rPr>
+          <w:rFonts w:ascii="Arial" w:hAnsi="Arial" w:cs="Arial"/>
+          <w:b/>
+          <w:bCs/>
+          <w:sz w:val="24"/>
+          <w:szCs w:val="24"/>
+        </w:rPr>
+      </w:pPr>
+    </w:p>
+    <w:p>
+      <w:pPr>
+        <w:jc w:val="both"/>
+        <w:rPr>
+          <w:rFonts w:ascii="Arial" w:hAnsi="Arial" w:cs="Arial"/>
+          <w:b/>
+          <w:bCs/>
+          <w:sz w:val="24"/>
+          <w:szCs w:val="24"/>
+        </w:rPr>
+      </w:pPr>
+      <w:r>
+        <w:rPr>
+          <w:rFonts w:ascii="Arial" w:hAnsi="Arial" w:cs="Arial"/>
+          <w:b/>
+          <w:bCs/>
+          <w:sz w:val="24"/>
+          <w:szCs w:val="24"/>
+        </w:rPr>
+        <w:t>3. ¿Para qué se utilizó @PathVariable?</w:t>
+      </w:r>
+    </w:p>
+    <w:p>
+      <w:pPr>
+        <w:jc w:val="both"/>
+        <w:rPr>
+          <w:rFonts w:ascii="Arial" w:hAnsi="Arial" w:cs="Arial"/>
+          <w:sz w:val="24"/>
+          <w:szCs w:val="24"/>
+        </w:rPr>
+      </w:pPr>
+      <w:r>
+        <w:rPr>
+          <w:rFonts w:ascii="Arial" w:hAnsi="Arial" w:cs="Arial"/>
+          <w:sz w:val="24"/>
+          <w:szCs w:val="24"/>
+        </w:rPr>
+        <w:t xml:space="preserve">Se utilizó para recibir un dato que viene en la URL, por </w:t>
+      </w:r>
+      <w:proofErr w:type="gramStart"/>
+      <w:r>
+        <w:rPr>
+          <w:rFonts w:ascii="Arial" w:hAnsi="Arial" w:cs="Arial"/>
+          <w:sz w:val="24"/>
+          <w:szCs w:val="24"/>
+        </w:rPr>
+        <w:t>ejemplo</w:t>
+      </w:r>
+      <w:proofErr w:type="gramEnd"/>
+      <w:r>
+        <w:rPr>
+          <w:rFonts w:ascii="Arial" w:hAnsi="Arial" w:cs="Arial"/>
+          <w:sz w:val="24"/>
+          <w:szCs w:val="24"/>
+        </w:rPr>
+        <w:t xml:space="preserve"> el ID del producto, y usarlo para buscar ese producto.</w:t>
+      </w:r>
+    </w:p>
+    <w:p>
+      <w:pPr>
+        <w:jc w:val="both"/>
+        <w:rPr>
+          <w:rFonts w:ascii="Arial" w:hAnsi="Arial" w:cs="Arial"/>
+          <w:b/>
+          <w:bCs/>
+          <w:sz w:val="24"/>
+          <w:szCs w:val="24"/>
+        </w:rPr>
+      </w:pPr>
+    </w:p>
+    <w:p>
+      <w:pPr>
+        <w:jc w:val="both"/>
+        <w:rPr>
+          <w:rFonts w:ascii="Arial" w:hAnsi="Arial" w:cs="Arial"/>
+          <w:b/>
+          <w:bCs/>
+          <w:sz w:val="24"/>
+          <w:szCs w:val="24"/>
+        </w:rPr>
+      </w:pPr>
+      <w:r>
+        <w:rPr>
+          <w:rFonts w:ascii="Arial" w:hAnsi="Arial" w:cs="Arial"/>
+          <w:b/>
+          <w:bCs/>
+          <w:sz w:val="24"/>
+          <w:szCs w:val="24"/>
+        </w:rPr>
+        <w:t>4. ¿Cómo convirtió Spring Boot los objetos Java a JSON?</w:t>
+      </w:r>
+    </w:p>
+    <w:p>
+      <w:pPr>
+        <w:jc w:val="both"/>
+        <w:rPr>
+          <w:rFonts w:ascii="Arial" w:hAnsi="Arial" w:cs="Arial"/>
+          <w:sz w:val="24"/>
+          <w:szCs w:val="24"/>
+        </w:rPr>
+      </w:pPr>
+      <w:r>
+        <w:rPr>
+          <w:rFonts w:ascii="Arial" w:hAnsi="Arial" w:cs="Arial"/>
+          <w:sz w:val="24"/>
+          <w:szCs w:val="24"/>
+        </w:rPr>
+        <w:t>Spring Boot lo hace automáticamente cuando el controlador devuelve un objeto.</w:t>
+      </w:r>
+      <w:r>
+        <w:rPr>
+          <w:rFonts w:ascii="Arial" w:hAnsi="Arial" w:cs="Arial"/>
+          <w:sz w:val="24"/>
+          <w:szCs w:val="24"/>
+        </w:rPr>
+        <w:t xml:space="preserve"> Para eso sirven las herramientas de Spring </w:t>
+      </w:r>
+      <w:r>
+        <w:rPr>
+          <w:rFonts w:ascii="Arial" w:hAnsi="Arial" w:cs="Arial"/>
+          <w:sz w:val="24"/>
+          <w:szCs w:val="24"/>
+        </w:rPr>
+        <w:t>W</w:t>
+      </w:r>
+      <w:r>
+        <w:rPr>
+          <w:rFonts w:ascii="Arial" w:hAnsi="Arial" w:cs="Arial"/>
+          <w:sz w:val="24"/>
+          <w:szCs w:val="24"/>
+        </w:rPr>
+        <w:t>eb.</w:t>
+      </w:r>
+      <w:r>
+        <w:rPr>
+          <w:rFonts w:ascii="Arial" w:hAnsi="Arial" w:cs="Arial"/>
+          <w:sz w:val="24"/>
+          <w:szCs w:val="24"/>
+        </w:rPr>
+        <w:t xml:space="preserve"> Por eso al abrir la dirección en el navegador podemos ver los datos del producto en formato JSON.</w:t>
+      </w:r>
+    </w:p>
+    <w:p>
+      <w:pPr>
+        <w:jc w:val="both"/>
+        <w:rPr>
+          <w:rFonts w:ascii="Arial" w:hAnsi="Arial" w:cs="Arial"/>
+          <w:b/>
+          <w:bCs/>
+          <w:sz w:val="24"/>
+          <w:szCs w:val="24"/>
+        </w:rPr>
+      </w:pPr>
+    </w:p>
+    <w:p>
+      <w:pPr>
+        <w:jc w:val="both"/>
+        <w:rPr>
+          <w:rFonts w:ascii="Arial" w:hAnsi="Arial" w:cs="Arial"/>
+          <w:b/>
+          <w:bCs/>
+          <w:sz w:val="24"/>
+          <w:szCs w:val="24"/>
+        </w:rPr>
+      </w:pPr>
+      <w:r>
+        <w:rPr>
+          <w:rFonts w:ascii="Arial" w:hAnsi="Arial" w:cs="Arial"/>
+          <w:b/>
+          <w:bCs/>
+          <w:sz w:val="24"/>
+          <w:szCs w:val="24"/>
+        </w:rPr>
+        <w:t>5. ¿Qué lógica utilizó para determinar el producto de mayor valor?</w:t>
+      </w:r>
+    </w:p>
+    <w:p>
+      <w:pPr>
+        <w:jc w:val="both"/>
+        <w:rPr>
+          <w:rFonts w:ascii="Arial" w:hAnsi="Arial" w:cs="Arial"/>
+          <w:sz w:val="24"/>
+          <w:szCs w:val="24"/>
+        </w:rPr>
+      </w:pPr>
+      <w:r>
+        <w:rPr>
+          <w:rFonts w:ascii="Arial" w:hAnsi="Arial" w:cs="Arial"/>
+          <w:sz w:val="24"/>
+          <w:szCs w:val="24"/>
+        </w:rPr>
+        <w:t>Se recorrieron todos los productos y se comparó su subtotal. El subtotal se obtiene multiplicando la cantidad por el precio unitario. El que tuviera el subtotal más alto era el producto de mayor valor.</w:t>
+      </w:r>
+    </w:p>
+    <w:p>
+      <w:pPr>
+        <w:jc w:val="both"/>
+        <w:rPr>
+          <w:rFonts w:ascii="Arial" w:hAnsi="Arial" w:cs="Arial"/>
+          <w:b/>
+          <w:bCs/>
+          <w:sz w:val="24"/>
+          <w:szCs w:val="24"/>
+        </w:rPr>
+      </w:pPr>
+    </w:p>
+    <w:p>
+      <w:pPr>
+        <w:jc w:val="both"/>
+        <w:rPr>
+          <w:rFonts w:ascii="Arial" w:hAnsi="Arial" w:cs="Arial"/>
+          <w:b/>
+          <w:bCs/>
+          <w:sz w:val="24"/>
+          <w:szCs w:val="24"/>
+        </w:rPr>
+      </w:pPr>
+      <w:r>
+        <w:rPr>
+          <w:rFonts w:ascii="Arial" w:hAnsi="Arial" w:cs="Arial"/>
+          <w:b/>
+          <w:bCs/>
+          <w:sz w:val="24"/>
+          <w:szCs w:val="24"/>
+        </w:rPr>
+        <w:t>6. ¿Qué cambiaría si los productos se almacenaran en PostgreSQL?</w:t>
+      </w:r>
+    </w:p>
+    <w:p>
+      <w:pPr>
+        <w:jc w:val="both"/>
+        <w:rPr>
+          <w:rFonts w:ascii="Arial" w:hAnsi="Arial" w:cs="Arial"/>
+          <w:sz w:val="24"/>
+          <w:szCs w:val="24"/>
+        </w:rPr>
+      </w:pPr>
+      <w:r>
+        <w:rPr>
+          <w:rFonts w:ascii="Arial" w:hAnsi="Arial" w:cs="Arial"/>
+          <w:sz w:val="24"/>
+          <w:szCs w:val="24"/>
+        </w:rPr>
+        <w:t>En lugar de tener los productos guardados en una lista dentro del programa, tendría que conectarme a PostgreSQL y obtener los productos desde la base de datos.</w:t>
+      </w:r>
+    </w:p>
+    <w:p>
+      <w:pPr>
+        <w:jc w:val="both"/>
+        <w:rPr>
+          <w:rFonts w:ascii="Arial" w:hAnsi="Arial" w:cs="Arial"/>
+          <w:b/>
+          <w:bCs/>
+          <w:sz w:val="24"/>
+          <w:szCs w:val="24"/>
+        </w:rPr>
+      </w:pPr>
+    </w:p>
+    <w:p>
+      <w:pPr>
+        <w:jc w:val="both"/>
+        <w:rPr>
+          <w:rFonts w:ascii="Arial" w:hAnsi="Arial" w:cs="Arial"/>
+          <w:b/>
+          <w:bCs/>
+          <w:sz w:val="24"/>
+          <w:szCs w:val="24"/>
+        </w:rPr>
+      </w:pPr>
+      <w:r>
+        <w:rPr>
+          <w:rFonts w:ascii="Arial" w:hAnsi="Arial" w:cs="Arial"/>
+          <w:b/>
+          <w:bCs/>
+          <w:sz w:val="24"/>
+          <w:szCs w:val="24"/>
+        </w:rPr>
+        <w:t>7. ¿Por qué los datos actuales desaparecen al detener la aplicación?</w:t>
+      </w:r>
+    </w:p>
+    <w:p>
+      <w:pPr>
+        <w:jc w:val="both"/>
+        <w:rPr>
+          <w:rFonts w:ascii="Arial" w:hAnsi="Arial" w:cs="Arial"/>
+          <w:sz w:val="24"/>
+          <w:szCs w:val="24"/>
+        </w:rPr>
+      </w:pPr>
+      <w:r>
+        <w:rPr>
+          <w:rFonts w:ascii="Arial" w:hAnsi="Arial" w:cs="Arial"/>
+          <w:sz w:val="24"/>
+          <w:szCs w:val="24"/>
+        </w:rPr>
+        <w:t>Porque los productos están guardados solamente en la memoria del programa. Cuando cierro la aplicación, esa información se pierde y al volver a iniciarla se cargan nuevamente los productos iniciales.</w:t>
+      </w:r>
     </w:p>
     <w:sectPr>
       <w:pgSz w:w="12240" w:h="15840"/>
